--- a/Rapport de stage - EZZOUKHRY Mouhssine.docx
+++ b/Rapport de stage - EZZOUKHRY Mouhssine.docx
@@ -18,8 +18,8 @@
           <w:lang w:val="en-US" w:eastAsia="en-US"/>
         </w:rPr>
         <w:drawing>
-          <wp:inline distT="0" distB="0" distL="0" distR="0" wp14:anchorId="241768FC" wp14:editId="0E541BD4">
-            <wp:extent cx="2446655" cy="971550"/>
+          <wp:inline distT="0" distB="0" distL="0" distR="0" wp14:anchorId="241768FC" wp14:editId="33B6870A">
+            <wp:extent cx="2219325" cy="881279"/>
             <wp:effectExtent l="0" t="0" r="0" b="0"/>
             <wp:docPr id="68" name="Image 68" descr="C:\Users\s.mouchawrab\AppData\Local\Microsoft\Windows\Temporary Internet Files\Content.Outlook\CBLRA7QR\Nouveau-logo-universite-mundiapolis (3).png"/>
             <wp:cNvGraphicFramePr>
@@ -50,7 +50,7 @@
                   <pic:spPr bwMode="auto">
                     <a:xfrm>
                       <a:off x="0" y="0"/>
-                      <a:ext cx="2447089" cy="971722"/>
+                      <a:ext cx="2236483" cy="888092"/>
                     </a:xfrm>
                     <a:prstGeom prst="rect">
                       <a:avLst/>
@@ -77,7 +77,7 @@
           <w:noProof/>
         </w:rPr>
         <w:drawing>
-          <wp:inline distT="0" distB="0" distL="0" distR="0" wp14:anchorId="34926004" wp14:editId="094745F9">
+          <wp:inline distT="0" distB="0" distL="0" distR="0" wp14:anchorId="34926004" wp14:editId="50ADB99C">
             <wp:extent cx="1399604" cy="1409700"/>
             <wp:effectExtent l="0" t="0" r="0" b="0"/>
             <wp:docPr id="1486292559" name="Picture 1"/>
@@ -453,28 +453,18 @@
     </w:p>
     <w:p>
       <w:pPr>
-        <w:spacing w:after="0"/>
         <w:rPr>
           <w:rFonts w:eastAsia="Calibri"/>
           <w:sz w:val="28"/>
           <w:szCs w:val="28"/>
         </w:rPr>
       </w:pPr>
-    </w:p>
-    <w:p>
-      <w:pPr>
+      <w:r>
         <w:rPr>
           <w:rFonts w:eastAsia="Calibri"/>
           <w:sz w:val="28"/>
           <w:szCs w:val="28"/>
         </w:rPr>
-      </w:pPr>
-      <w:r>
-        <w:rPr>
-          <w:rFonts w:eastAsia="Calibri"/>
-          <w:sz w:val="28"/>
-          <w:szCs w:val="28"/>
-        </w:rPr>
         <w:t>Sous la direction de :</w:t>
       </w:r>
     </w:p>
@@ -651,7 +641,7 @@
     </w:p>
     <w:p>
       <w:pPr>
-        <w:spacing w:line="276" w:lineRule="auto"/>
+        <w:spacing w:line="288" w:lineRule="auto"/>
         <w:rPr>
           <w:rFonts w:eastAsia="Calibri"/>
           <w:sz w:val="28"/>
@@ -773,90 +763,71 @@
         </w:tabs>
         <w:spacing w:after="0" w:line="288" w:lineRule="auto"/>
       </w:pPr>
-      <w:r>
-        <w:tab/>
+      <w:proofErr w:type="gramStart"/>
+      <w:r>
+        <w:rPr>
+          <w:rFonts w:eastAsia="Calibri"/>
+        </w:rPr>
+        <w:t>Référence:</w:t>
+      </w:r>
+      <w:proofErr w:type="gramEnd"/>
+      <w:r>
+        <w:rPr>
+          <w:rFonts w:eastAsia="Calibri"/>
+        </w:rPr>
+        <w:t xml:space="preserve"> 0X-</w:t>
+      </w:r>
+      <w:r>
+        <w:rPr>
+          <w:rFonts w:eastAsia="Calibri"/>
+        </w:rPr>
+        <w:t xml:space="preserve"> </w:t>
+      </w:r>
+      <w:r>
+        <w:rPr>
+          <w:rFonts w:eastAsia="Calibri"/>
+        </w:rPr>
+        <w:t>------- -20</w:t>
+      </w:r>
+      <w:r>
+        <w:rPr>
+          <w:rFonts w:eastAsia="Calibri"/>
+        </w:rPr>
+        <w:t>2</w:t>
+      </w:r>
+      <w:r>
+        <w:rPr>
+          <w:rFonts w:eastAsia="Calibri"/>
+        </w:rPr>
+        <w:t>5</w:t>
+      </w:r>
+      <w:r>
+        <w:rPr>
+          <w:rFonts w:eastAsia="Calibri"/>
+        </w:rPr>
+        <w:t>-20</w:t>
+      </w:r>
+      <w:r>
+        <w:rPr>
+          <w:rFonts w:eastAsia="Calibri"/>
+        </w:rPr>
+        <w:t>2</w:t>
+      </w:r>
+      <w:r>
+        <w:rPr>
+          <w:rFonts w:eastAsia="Calibri"/>
+        </w:rPr>
+        <w:t>6</w:t>
       </w:r>
     </w:p>
     <w:p>
       <w:pPr>
         <w:ind w:right="282"/>
+        <w:jc w:val="center"/>
         <w:rPr>
           <w:rFonts w:eastAsia="Calibri"/>
         </w:rPr>
       </w:pPr>
-      <w:proofErr w:type="gramStart"/>
-      <w:r>
-        <w:rPr>
-          <w:rFonts w:eastAsia="Calibri"/>
-        </w:rPr>
-        <w:t>Référence:</w:t>
-      </w:r>
-      <w:proofErr w:type="gramEnd"/>
-      <w:r>
-        <w:rPr>
-          <w:rFonts w:eastAsia="Calibri"/>
-        </w:rPr>
-        <w:t xml:space="preserve"> 0X-</w:t>
-      </w:r>
-      <w:r>
-        <w:rPr>
-          <w:rFonts w:eastAsia="Calibri"/>
-        </w:rPr>
-        <w:t xml:space="preserve"> </w:t>
-      </w:r>
-      <w:r>
-        <w:rPr>
-          <w:rFonts w:eastAsia="Calibri"/>
-        </w:rPr>
-        <w:t>------- -20</w:t>
-      </w:r>
-      <w:r>
-        <w:rPr>
-          <w:rFonts w:eastAsia="Calibri"/>
-        </w:rPr>
-        <w:t>2</w:t>
-      </w:r>
-      <w:r>
-        <w:rPr>
-          <w:rFonts w:eastAsia="Calibri"/>
-        </w:rPr>
-        <w:t>5</w:t>
-      </w:r>
-      <w:r>
-        <w:rPr>
-          <w:rFonts w:eastAsia="Calibri"/>
-        </w:rPr>
-        <w:t>-20</w:t>
-      </w:r>
-      <w:r>
-        <w:rPr>
-          <w:rFonts w:eastAsia="Calibri"/>
-        </w:rPr>
-        <w:t>2</w:t>
-      </w:r>
-      <w:r>
-        <w:rPr>
-          <w:rFonts w:eastAsia="Calibri"/>
-        </w:rPr>
-        <w:t>6</w:t>
-      </w:r>
-    </w:p>
-    <w:p>
-      <w:pPr>
-        <w:ind w:left="2124" w:right="282" w:firstLine="708"/>
-        <w:rPr>
-          <w:b/>
-          <w:color w:val="2F5496" w:themeColor="accent5" w:themeShade="BF"/>
-          <w:szCs w:val="16"/>
-        </w:rPr>
-      </w:pPr>
-      <w:r>
-        <w:rPr>
-          <w:rFonts w:eastAsia="Calibri"/>
-        </w:rPr>
-        <w:lastRenderedPageBreak/>
-        <w:t xml:space="preserve"> </w:t>
-      </w:r>
       <w:r>
         <w:rPr>
           <w:b/>
@@ -900,7 +871,6 @@
           <w:color w:val="000000" w:themeColor="text1"/>
           <w:sz w:val="48"/>
           <w:szCs w:val="48"/>
-          <w:lang w:val="en-US"/>
         </w:rPr>
       </w:pPr>
     </w:p>
@@ -914,7 +884,6 @@
           <w:color w:val="000000" w:themeColor="text1"/>
           <w:sz w:val="48"/>
           <w:szCs w:val="48"/>
-          <w:lang w:val="en-US"/>
         </w:rPr>
       </w:pPr>
     </w:p>
@@ -928,10 +897,8 @@
           <w:color w:val="000000" w:themeColor="text1"/>
           <w:sz w:val="48"/>
           <w:szCs w:val="48"/>
-          <w:lang w:val="en-US"/>
-        </w:rPr>
-      </w:pPr>
-      <w:proofErr w:type="spellStart"/>
+        </w:rPr>
+      </w:pPr>
       <w:r>
         <w:rPr>
           <w:b/>
@@ -939,11 +906,9 @@
           <w:color w:val="000000" w:themeColor="text1"/>
           <w:sz w:val="48"/>
           <w:szCs w:val="48"/>
-          <w:lang w:val="en-US"/>
         </w:rPr>
         <w:t>Remerciements</w:t>
       </w:r>
-      <w:proofErr w:type="spellEnd"/>
     </w:p>
     <w:p>
       <w:pPr>
@@ -1420,8 +1385,10 @@
           <w:bCs/>
           <w:sz w:val="28"/>
           <w:szCs w:val="28"/>
-        </w:rPr>
-      </w:pPr>
+          <w:lang w:val="en-US"/>
+        </w:rPr>
+      </w:pPr>
+      <w:proofErr w:type="gramStart"/>
       <w:r>
         <w:rPr>
           <w:rFonts w:ascii="Arial" w:hAnsi="Arial" w:cs="Arial"/>
@@ -1429,9 +1396,11 @@
           <w:bCs/>
           <w:sz w:val="28"/>
           <w:szCs w:val="28"/>
+          <w:lang w:val="en-US"/>
         </w:rPr>
         <w:t>Abstract :</w:t>
       </w:r>
+      <w:proofErr w:type="gramEnd"/>
     </w:p>
     <w:p>
       <w:pPr>
@@ -2657,15 +2626,154 @@
       <w:bookmarkEnd w:id="0"/>
     </w:p>
     <w:p>
-      <w:r>
-        <w:t>Mettre ici l’introduction</w:t>
+      <w:pPr>
+        <w:spacing w:before="100" w:beforeAutospacing="1" w:after="100" w:afterAutospacing="1"/>
+        <w:rPr>
+          <w:rFonts w:eastAsia="Times New Roman"/>
+        </w:rPr>
+      </w:pPr>
+      <w:bookmarkStart w:id="1" w:name="_Toc130791785"/>
+    </w:p>
+    <w:p>
+      <w:pPr>
+        <w:spacing w:before="100" w:beforeAutospacing="1" w:after="100" w:afterAutospacing="1"/>
+        <w:jc w:val="center"/>
+        <w:rPr>
+          <w:rFonts w:eastAsia="Times New Roman"/>
+        </w:rPr>
+      </w:pPr>
+      <w:r>
+        <w:rPr>
+          <w:rFonts w:eastAsia="Times New Roman"/>
+        </w:rPr>
+        <w:t xml:space="preserve">Dans un contexte économique mondial fortement numérisé, la performance d'une grande entreprise ne dépend plus uniquement de la qualité de ses produits, mais également de l'efficacité et de l'agilité de sa chaîne logistique. Le stockage de marchandises, la gestion des flux et la maîtrise des délais de récupération représentent des enjeux financiers et opérationnels majeurs. C'est dans cette dynamique d'optimisation continue que s'inscrit le présent projet de fin d'études, mené au sein de la Centrale Logistique de la société </w:t>
+      </w:r>
+      <w:r>
+        <w:rPr>
+          <w:rFonts w:eastAsia="Times New Roman"/>
+          <w:b/>
+          <w:bCs/>
+        </w:rPr>
+        <w:t>KITEA</w:t>
+      </w:r>
+      <w:r>
+        <w:rPr>
+          <w:rFonts w:eastAsia="Times New Roman"/>
+        </w:rPr>
+        <w:t>, leader national de l'ameublement et de la décoration au Maroc.</w:t>
+      </w:r>
+    </w:p>
+    <w:p>
+      <w:pPr>
+        <w:spacing w:before="100" w:beforeAutospacing="1" w:after="100" w:afterAutospacing="1"/>
+        <w:jc w:val="center"/>
+        <w:rPr>
+          <w:rFonts w:eastAsia="Times New Roman"/>
+        </w:rPr>
+      </w:pPr>
+      <w:r>
+        <w:rPr>
+          <w:rFonts w:eastAsia="Times New Roman"/>
+        </w:rPr>
+        <w:t>Lors de son parcours d'achat, le client valide et règle sa commande, qui est ensuite mise à sa disposition au niveau des entrepôts centraux. Cependant, la stagnation prolongée de certaines commandes payées non réclamées engendre des goulets d'étranglement logistiques : saturation de l'espace physique, augmentation des coûts d'entreposage et opacité sur la traçabilité des colis à forte valeur. Face à cette problématique, KITEA a exprimé le besoin de structurer un système rigoureux et automatisé de suivi et de régulation du cycle de vie de stockage.</w:t>
+      </w:r>
+    </w:p>
+    <w:p>
+      <w:pPr>
+        <w:spacing w:before="100" w:beforeAutospacing="1" w:after="100" w:afterAutospacing="1"/>
+        <w:jc w:val="center"/>
+        <w:rPr>
+          <w:rFonts w:eastAsia="Times New Roman"/>
+        </w:rPr>
+      </w:pPr>
+      <w:r>
+        <w:rPr>
+          <w:rFonts w:eastAsia="Times New Roman"/>
+        </w:rPr>
+        <w:t>L’objectif principal de ce projet est donc de concevoir et de développer une application web d'automatisation et de gestion des commandes payées en attente de livraison. Ce système repose sur une logique de traitement temporel stricte divisée en trois phases réglementaires : une période initiale de stockage gratuit, une phase d'alerte et de relance à partir du 30ème jour, et enfin l'application d'une mise en demeure assortie de pénalités financières automatiques de 10% au-delà du 60ème jour, tout en intégrant des mécanismes d'exception pour les cas de force majeure.</w:t>
+      </w:r>
+    </w:p>
+    <w:p>
+      <w:pPr>
+        <w:spacing w:before="100" w:beforeAutospacing="1" w:after="100" w:afterAutospacing="1"/>
+        <w:jc w:val="center"/>
+        <w:rPr>
+          <w:rFonts w:eastAsia="Times New Roman"/>
+        </w:rPr>
+      </w:pPr>
+      <w:r>
+        <w:rPr>
+          <w:rFonts w:eastAsia="Times New Roman"/>
+        </w:rPr>
+        <w:t xml:space="preserve">Pour répondre à ces exigences techniques et métiers, la solution a été architecturée autour de l'écosystème moderne </w:t>
+      </w:r>
+      <w:proofErr w:type="spellStart"/>
+      <w:r>
+        <w:rPr>
+          <w:rFonts w:eastAsia="Times New Roman"/>
+          <w:b/>
+          <w:bCs/>
+        </w:rPr>
+        <w:t>Laravel</w:t>
+      </w:r>
+      <w:proofErr w:type="spellEnd"/>
+      <w:r>
+        <w:rPr>
+          <w:rFonts w:eastAsia="Times New Roman"/>
+          <w:b/>
+          <w:bCs/>
+        </w:rPr>
+        <w:t xml:space="preserve"> (PHP)</w:t>
+      </w:r>
+      <w:r>
+        <w:rPr>
+          <w:rFonts w:eastAsia="Times New Roman"/>
+        </w:rPr>
+        <w:t xml:space="preserve"> pour la robustesse des processus d'arrière-plan (</w:t>
+      </w:r>
+      <w:r>
+        <w:rPr>
+          <w:rFonts w:eastAsia="Times New Roman"/>
+          <w:i/>
+          <w:iCs/>
+        </w:rPr>
+        <w:t>Cron Jobs</w:t>
+      </w:r>
+      <w:r>
+        <w:rPr>
+          <w:rFonts w:eastAsia="Times New Roman"/>
+        </w:rPr>
+        <w:t xml:space="preserve"> et file d'attente SMTP) et de la bibliothèque </w:t>
+      </w:r>
+      <w:proofErr w:type="spellStart"/>
+      <w:r>
+        <w:rPr>
+          <w:rFonts w:eastAsia="Times New Roman"/>
+          <w:b/>
+          <w:bCs/>
+        </w:rPr>
+        <w:t>React</w:t>
+      </w:r>
+      <w:proofErr w:type="spellEnd"/>
+      <w:r>
+        <w:rPr>
+          <w:rFonts w:eastAsia="Times New Roman"/>
+          <w:b/>
+          <w:bCs/>
+        </w:rPr>
+        <w:t xml:space="preserve"> (JavaScript)</w:t>
+      </w:r>
+      <w:r>
+        <w:rPr>
+          <w:rFonts w:eastAsia="Times New Roman"/>
+        </w:rPr>
+        <w:t xml:space="preserve"> pour la création d'une interface utilisateur dynamique, sécurisée et fluide dédiée aux agents administratifs.</w:t>
       </w:r>
     </w:p>
     <w:p>
       <w:pPr>
         <w:pStyle w:val="Heading1"/>
       </w:pPr>
-      <w:bookmarkStart w:id="1" w:name="_Toc130791785"/>
       <w:r>
         <w:lastRenderedPageBreak/>
         <w:t>Environnement de stage</w:t>
@@ -5109,6 +5217,7 @@
     <w:lsdException w:name="Subtitle" w:qFormat="1"/>
     <w:lsdException w:name="Strong" w:qFormat="1"/>
     <w:lsdException w:name="Emphasis" w:qFormat="1"/>
+    <w:lsdException w:name="Normal (Web)" w:uiPriority="99"/>
     <w:lsdException w:name="HTML Keyboard" w:semiHidden="1" w:unhideWhenUsed="1"/>
     <w:lsdException w:name="Normal Table" w:semiHidden="1" w:unhideWhenUsed="1"/>
     <w:lsdException w:name="annotation subject" w:semiHidden="1" w:unhideWhenUsed="1"/>
@@ -6074,6 +6183,7 @@
   <w:style w:type="paragraph" w:styleId="NormalWeb">
     <w:name w:val="Normal (Web)"/>
     <w:basedOn w:val="Normal"/>
+    <w:uiPriority w:val="99"/>
     <w:rsid w:val="00D87B29"/>
   </w:style>
 </w:styles>
